--- a/lessons/6-14/downloads/6-14-notes-teacher-l2.docx
+++ b/lessons/6-14/downloads/6-14-notes-teacher-l2.docx
@@ -2813,7 +2813,7 @@
           <w:sz w:val="20"/>
           <w:szCs w:val="20"/>
         </w:rPr>
-        <w:t xml:space="preserve">C)  n + 18</w:t>
+        <w:t xml:space="preserve">C)  6n + 9</w:t>
       </w:r>
     </w:p>
     <w:p>
@@ -2826,7 +2826,7 @@
           <w:sz w:val="20"/>
           <w:szCs w:val="20"/>
         </w:rPr>
-        <w:t xml:space="preserve">D)  6n + 9</w:t>
+        <w:t xml:space="preserve">D)  n + 18</w:t>
       </w:r>
     </w:p>
     <w:p>
@@ -2955,7 +2955,7 @@
           <w:sz w:val="20"/>
           <w:szCs w:val="20"/>
         </w:rPr>
-        <w:t xml:space="preserve">A)  12</w:t>
+        <w:t xml:space="preserve">A)  9</w:t>
       </w:r>
     </w:p>
     <w:p>
@@ -2968,7 +2968,7 @@
           <w:sz w:val="20"/>
           <w:szCs w:val="20"/>
         </w:rPr>
-        <w:t xml:space="preserve">B)  20 − 2</w:t>
+        <w:t xml:space="preserve">B)  12</w:t>
       </w:r>
     </w:p>
     <w:p>
@@ -2981,7 +2981,7 @@
           <w:sz w:val="20"/>
           <w:szCs w:val="20"/>
         </w:rPr>
-        <w:t xml:space="preserve">C)  9</w:t>
+        <w:t xml:space="preserve">C)  20 − 2</w:t>
       </w:r>
     </w:p>
     <w:p>
@@ -3695,7 +3695,7 @@
           <w:sz w:val="21"/>
           <w:szCs w:val="21"/>
         </w:rPr>
-        <w:t xml:space="preserve">C)  x + 21</w:t>
+        <w:t xml:space="preserve">C)  7x + 10</w:t>
       </w:r>
     </w:p>
     <w:p>
@@ -3708,7 +3708,7 @@
           <w:sz w:val="21"/>
           <w:szCs w:val="21"/>
         </w:rPr>
-        <w:t xml:space="preserve">D)  7x + 10</w:t>
+        <w:t xml:space="preserve">D)  x + 21</w:t>
       </w:r>
     </w:p>
     <w:p>
@@ -3974,7 +3974,7 @@
           <w:sz w:val="21"/>
           <w:szCs w:val="21"/>
         </w:rPr>
-        <w:t xml:space="preserve">A. 12</w:t>
+        <w:t xml:space="preserve">B. 12</w:t>
       </w:r>
     </w:p>
     <w:p>
@@ -4083,7 +4083,7 @@
           <w:sz w:val="21"/>
           <w:szCs w:val="21"/>
         </w:rPr>
-        <w:t xml:space="preserve">A)  Both b and c</w:t>
+        <w:t xml:space="preserve">D)  Both b and c</w:t>
       </w:r>
       <w:r>
         <w:rPr>

--- a/lessons/6-14/downloads/6-14-notes-teacher-l2.docx
+++ b/lessons/6-14/downloads/6-14-notes-teacher-l2.docx
@@ -264,25 +264,141 @@
           <w:sz w:val="19"/>
           <w:szCs w:val="19"/>
         </w:rPr>
-        <w:t xml:space="preserve">Look at the picture, read the word, then read what it means.</w:t>
+        <w:t xml:space="preserve">Review each concept term, definition, non-example, and visual clue.</w:t>
       </w:r>
     </w:p>
     <w:tbl>
       <w:tblPr>
-        <w:tblW w:type="pct" w:w="100%"/>
+        <w:tblW w:type="dxa" w:w="9360"/>
         <w:tblBorders>
-          <w:top w:val="none" w:color="FFFFFF" w:sz="0"/>
-          <w:left w:val="none" w:color="FFFFFF" w:sz="0"/>
-          <w:bottom w:val="single" w:color="C7D2DD" w:sz="4"/>
-          <w:right w:val="none" w:color="FFFFFF" w:sz="0"/>
-          <w:insideH w:val="none" w:color="FFFFFF" w:sz="0"/>
-          <w:insideV w:val="none" w:color="FFFFFF" w:sz="0"/>
+          <w:top w:val="single" w:color="C7D2DD" w:sz="6"/>
+          <w:left w:val="single" w:color="C7D2DD" w:sz="6"/>
+          <w:bottom w:val="single" w:color="C7D2DD" w:sz="6"/>
+          <w:right w:val="single" w:color="C7D2DD" w:sz="6"/>
+          <w:insideH w:val="single" w:color="C7D2DD" w:sz="6"/>
+          <w:insideV w:val="single" w:color="C7D2DD" w:sz="6"/>
         </w:tblBorders>
       </w:tblPr>
       <w:tblGrid>
         <w:gridCol w:w="1800"/>
-        <w:gridCol w:w="7560"/>
+        <w:gridCol w:w="3160"/>
+        <w:gridCol w:w="2200"/>
+        <w:gridCol w:w="2200"/>
       </w:tblGrid>
+      <w:tr>
+        <w:trPr>
+          <w:cantSplit/>
+          <w:tblHeader/>
+        </w:trPr>
+        <w:tc>
+          <w:tcPr>
+            <w:tcW w:type="dxa" w:w="1800"/>
+            <w:shd w:fill="EEF4F8" w:color="auto" w:val="clear"/>
+            <w:tcMar>
+              <w:top w:type="dxa" w:w="80"/>
+              <w:left w:type="dxa" w:w="100"/>
+              <w:bottom w:type="dxa" w:w="80"/>
+              <w:right w:type="dxa" w:w="100"/>
+            </w:tcMar>
+          </w:tcPr>
+          <w:p>
+            <w:pPr>
+              <w:spacing w:after="0"/>
+            </w:pPr>
+            <w:r>
+              <w:rPr>
+                <w:b/>
+                <w:bCs/>
+                <w:color w:val="12355B"/>
+                <w:sz w:val="19"/>
+                <w:szCs w:val="19"/>
+              </w:rPr>
+              <w:t xml:space="preserve">Concept Term</w:t>
+            </w:r>
+          </w:p>
+        </w:tc>
+        <w:tc>
+          <w:tcPr>
+            <w:tcW w:type="dxa" w:w="3160"/>
+            <w:shd w:fill="EEF4F8" w:color="auto" w:val="clear"/>
+            <w:tcMar>
+              <w:top w:type="dxa" w:w="80"/>
+              <w:left w:type="dxa" w:w="100"/>
+              <w:bottom w:type="dxa" w:w="80"/>
+              <w:right w:type="dxa" w:w="100"/>
+            </w:tcMar>
+          </w:tcPr>
+          <w:p>
+            <w:pPr>
+              <w:spacing w:after="0"/>
+            </w:pPr>
+            <w:r>
+              <w:rPr>
+                <w:b/>
+                <w:bCs/>
+                <w:color w:val="12355B"/>
+                <w:sz w:val="19"/>
+                <w:szCs w:val="19"/>
+              </w:rPr>
+              <w:t xml:space="preserve">Student-Friendly Definition</w:t>
+            </w:r>
+          </w:p>
+        </w:tc>
+        <w:tc>
+          <w:tcPr>
+            <w:tcW w:type="dxa" w:w="2200"/>
+            <w:shd w:fill="EEF4F8" w:color="auto" w:val="clear"/>
+            <w:tcMar>
+              <w:top w:type="dxa" w:w="80"/>
+              <w:left w:type="dxa" w:w="100"/>
+              <w:bottom w:type="dxa" w:w="80"/>
+              <w:right w:type="dxa" w:w="100"/>
+            </w:tcMar>
+          </w:tcPr>
+          <w:p>
+            <w:pPr>
+              <w:spacing w:after="0"/>
+            </w:pPr>
+            <w:r>
+              <w:rPr>
+                <w:b/>
+                <w:bCs/>
+                <w:color w:val="12355B"/>
+                <w:sz w:val="19"/>
+                <w:szCs w:val="19"/>
+              </w:rPr>
+              <w:t xml:space="preserve">Non-Example</w:t>
+            </w:r>
+          </w:p>
+        </w:tc>
+        <w:tc>
+          <w:tcPr>
+            <w:tcW w:type="dxa" w:w="2200"/>
+            <w:shd w:fill="EEF4F8" w:color="auto" w:val="clear"/>
+            <w:tcMar>
+              <w:top w:type="dxa" w:w="80"/>
+              <w:left w:type="dxa" w:w="100"/>
+              <w:bottom w:type="dxa" w:w="80"/>
+              <w:right w:type="dxa" w:w="100"/>
+            </w:tcMar>
+          </w:tcPr>
+          <w:p>
+            <w:pPr>
+              <w:spacing w:after="0"/>
+            </w:pPr>
+            <w:r>
+              <w:rPr>
+                <w:b/>
+                <w:bCs/>
+                <w:color w:val="12355B"/>
+                <w:sz w:val="19"/>
+                <w:szCs w:val="19"/>
+              </w:rPr>
+              <w:t xml:space="preserve">Visual Clue</w:t>
+            </w:r>
+          </w:p>
+        </w:tc>
+      </w:tr>
       <w:tr>
         <w:trPr>
           <w:cantSplit/>
@@ -291,22 +407,126 @@
           <w:tcPr>
             <w:tcW w:type="dxa" w:w="1800"/>
             <w:tcMar>
-              <w:top w:type="dxa" w:w="100"/>
-              <w:left w:type="dxa" w:w="40"/>
-              <w:bottom w:type="dxa" w:w="100"/>
-              <w:right w:type="dxa" w:w="120"/>
+              <w:top w:type="dxa" w:w="80"/>
+              <w:left w:type="dxa" w:w="100"/>
+              <w:bottom w:type="dxa" w:w="80"/>
+              <w:right w:type="dxa" w:w="100"/>
             </w:tcMar>
-            <w:vAlign w:val="center"/>
+            <w:vAlign w:val="top"/>
           </w:tcPr>
           <w:p>
             <w:pPr>
+              <w:spacing w:after="30"/>
+            </w:pPr>
+            <w:r>
+              <w:rPr>
+                <w:b/>
+                <w:bCs/>
+                <w:color w:val="12355B"/>
+                <w:sz w:val="21"/>
+                <w:szCs w:val="21"/>
+              </w:rPr>
+              <w:t xml:space="preserve">The Distributive Property</w:t>
+            </w:r>
+          </w:p>
+          <w:p>
+            <w:pPr>
               <w:spacing w:after="0"/>
+            </w:pPr>
+            <w:r>
+              <w:rPr>
+                <w:i/>
+                <w:iCs/>
+                <w:color w:val="5F6F80"/>
+                <w:sz w:val="18"/>
+                <w:szCs w:val="18"/>
+              </w:rPr>
+              <w:t xml:space="preserve">La propiedad distributiva</w:t>
+            </w:r>
+          </w:p>
+        </w:tc>
+        <w:tc>
+          <w:tcPr>
+            <w:tcW w:type="dxa" w:w="3160"/>
+            <w:tcMar>
+              <w:top w:type="dxa" w:w="80"/>
+              <w:left w:type="dxa" w:w="100"/>
+              <w:bottom w:type="dxa" w:w="80"/>
+              <w:right w:type="dxa" w:w="100"/>
+            </w:tcMar>
+            <w:vAlign w:val="top"/>
+          </w:tcPr>
+          <w:p>
+            <w:pPr>
+              <w:spacing w:after="0"/>
+            </w:pPr>
+            <w:r>
+              <w:rPr>
+                <w:sz w:val="20"/>
+                <w:szCs w:val="20"/>
+              </w:rPr>
+              <w:t xml:space="preserve">Multiply a factor by every term inside parentheses.</w:t>
+            </w:r>
+          </w:p>
+        </w:tc>
+        <w:tc>
+          <w:tcPr>
+            <w:tcW w:type="dxa" w:w="2200"/>
+            <w:tcMar>
+              <w:top w:type="dxa" w:w="80"/>
+              <w:left w:type="dxa" w:w="100"/>
+              <w:bottom w:type="dxa" w:w="80"/>
+              <w:right w:type="dxa" w:w="100"/>
+            </w:tcMar>
+            <w:vAlign w:val="top"/>
+          </w:tcPr>
+          <w:p>
+            <w:pPr>
+              <w:spacing w:after="40"/>
+            </w:pPr>
+            <w:r>
+              <w:rPr>
+                <w:i/>
+                <w:iCs/>
+                <w:color w:val="5F6F80"/>
+                <w:sz w:val="19"/>
+                <w:szCs w:val="19"/>
+              </w:rPr>
+              <w:t xml:space="preserve">Not The Distributive Property: write a counter-example that breaks the definition.</w:t>
+            </w:r>
+          </w:p>
+          <w:p>
+            <w:pPr>
+              <w:pBdr>
+                <w:bottom w:val="single" w:color="AFBECC" w:sz="6"/>
+              </w:pBdr>
+              <w:spacing w:after="30" w:before="150"/>
+            </w:pPr>
+            <w:r>
+              <w:t xml:space="preserve"/>
+            </w:r>
+          </w:p>
+        </w:tc>
+        <w:tc>
+          <w:tcPr>
+            <w:tcW w:type="dxa" w:w="2200"/>
+            <w:tcMar>
+              <w:top w:type="dxa" w:w="80"/>
+              <w:left w:type="dxa" w:w="100"/>
+              <w:bottom w:type="dxa" w:w="80"/>
+              <w:right w:type="dxa" w:w="100"/>
+            </w:tcMar>
+            <w:vAlign w:val="top"/>
+          </w:tcPr>
+          <w:p>
+            <w:pPr>
+              <w:spacing w:after="40"/>
               <w:jc w:val="center"/>
             </w:pPr>
             <w:r>
               <w:drawing>
                 <wp:inline distT="0" distB="0" distL="0" distR="0">
-                  <wp:extent cx="1047750" cy="790575"/>
+                  <wp:extent cx="876300" cy="657225"/>
                   <wp:effectExtent t="0" r="0" b="0" l="0"/>
                   <wp:docPr id="1" name="" descr="" title=""/>
                   <wp:cNvGraphicFramePr>
@@ -331,7 +551,7 @@
                         <pic:spPr bwMode="auto">
                           <a:xfrm>
                             <a:off x="0" y="0"/>
-                            <a:ext cx="1047750" cy="790575"/>
+                            <a:ext cx="876300" cy="657225"/>
                           </a:xfrm>
                           <a:prstGeom prst="rect">
                             <a:avLst/>
@@ -344,69 +564,10 @@
               </w:drawing>
             </w:r>
           </w:p>
-        </w:tc>
-        <w:tc>
-          <w:tcPr>
-            <w:tcW w:type="dxa" w:w="7560"/>
-            <w:tcMar>
-              <w:top w:type="dxa" w:w="100"/>
-              <w:left w:type="dxa" w:w="40"/>
-              <w:bottom w:type="dxa" w:w="100"/>
-              <w:right w:type="dxa" w:w="40"/>
-            </w:tcMar>
-            <w:vAlign w:val="center"/>
-          </w:tcPr>
-          <w:p>
-            <w:pPr>
-              <w:spacing w:after="50"/>
-            </w:pPr>
-            <w:r>
-              <w:rPr>
-                <w:b/>
-                <w:bCs/>
-                <w:color w:val="12355B"/>
-                <w:sz w:val="24"/>
-                <w:szCs w:val="24"/>
-              </w:rPr>
-              <w:t xml:space="preserve">The Distributive Property</w:t>
-            </w:r>
-            <w:r>
-              <w:rPr>
-                <w:i/>
-                <w:iCs/>
-                <w:color w:val="5F6F80"/>
-                <w:sz w:val="19"/>
-                <w:szCs w:val="19"/>
-              </w:rPr>
-              <w:t xml:space="preserve">   La propiedad distributiva</w:t>
-            </w:r>
-          </w:p>
-          <w:p>
-            <w:pPr>
-              <w:spacing w:after="40"/>
-            </w:pPr>
-            <w:r>
-              <w:rPr>
-                <w:sz w:val="21"/>
-                <w:szCs w:val="21"/>
-              </w:rPr>
-              <w:t xml:space="preserve">Multiply a factor by every term inside parentheses.</w:t>
-            </w:r>
-          </w:p>
           <w:p>
             <w:pPr>
               <w:spacing w:after="0"/>
             </w:pPr>
-            <w:r>
-              <w:rPr>
-                <w:b/>
-                <w:bCs/>
-                <w:color w:val="1FA6A2"/>
-                <w:sz w:val="18"/>
-                <w:szCs w:val="18"/>
-              </w:rPr>
-              <w:t xml:space="preserve">Example:  </w:t>
-            </w:r>
             <w:r>
               <w:rPr>
                 <w:i/>
@@ -420,23 +581,6 @@
           </w:p>
         </w:tc>
       </w:tr>
-    </w:tbl>
-    <w:tbl>
-      <w:tblPr>
-        <w:tblW w:type="pct" w:w="100%"/>
-        <w:tblBorders>
-          <w:top w:val="none" w:color="FFFFFF" w:sz="0"/>
-          <w:left w:val="none" w:color="FFFFFF" w:sz="0"/>
-          <w:bottom w:val="single" w:color="C7D2DD" w:sz="4"/>
-          <w:right w:val="none" w:color="FFFFFF" w:sz="0"/>
-          <w:insideH w:val="none" w:color="FFFFFF" w:sz="0"/>
-          <w:insideV w:val="none" w:color="FFFFFF" w:sz="0"/>
-        </w:tblBorders>
-      </w:tblPr>
-      <w:tblGrid>
-        <w:gridCol w:w="1800"/>
-        <w:gridCol w:w="7560"/>
-      </w:tblGrid>
       <w:tr>
         <w:trPr>
           <w:cantSplit/>
@@ -445,22 +589,126 @@
           <w:tcPr>
             <w:tcW w:type="dxa" w:w="1800"/>
             <w:tcMar>
-              <w:top w:type="dxa" w:w="100"/>
-              <w:left w:type="dxa" w:w="40"/>
-              <w:bottom w:type="dxa" w:w="100"/>
-              <w:right w:type="dxa" w:w="120"/>
+              <w:top w:type="dxa" w:w="80"/>
+              <w:left w:type="dxa" w:w="100"/>
+              <w:bottom w:type="dxa" w:w="80"/>
+              <w:right w:type="dxa" w:w="100"/>
             </w:tcMar>
-            <w:vAlign w:val="center"/>
+            <w:vAlign w:val="top"/>
           </w:tcPr>
           <w:p>
             <w:pPr>
+              <w:spacing w:after="30"/>
+            </w:pPr>
+            <w:r>
+              <w:rPr>
+                <w:b/>
+                <w:bCs/>
+                <w:color w:val="12355B"/>
+                <w:sz w:val="21"/>
+                <w:szCs w:val="21"/>
+              </w:rPr>
+              <w:t xml:space="preserve">Distributive Property</w:t>
+            </w:r>
+          </w:p>
+          <w:p>
+            <w:pPr>
               <w:spacing w:after="0"/>
+            </w:pPr>
+            <w:r>
+              <w:rPr>
+                <w:i/>
+                <w:iCs/>
+                <w:color w:val="5F6F80"/>
+                <w:sz w:val="18"/>
+                <w:szCs w:val="18"/>
+              </w:rPr>
+              <w:t xml:space="preserve">Propiedad distributiva</w:t>
+            </w:r>
+          </w:p>
+        </w:tc>
+        <w:tc>
+          <w:tcPr>
+            <w:tcW w:type="dxa" w:w="3160"/>
+            <w:tcMar>
+              <w:top w:type="dxa" w:w="80"/>
+              <w:left w:type="dxa" w:w="100"/>
+              <w:bottom w:type="dxa" w:w="80"/>
+              <w:right w:type="dxa" w:w="100"/>
+            </w:tcMar>
+            <w:vAlign w:val="top"/>
+          </w:tcPr>
+          <w:p>
+            <w:pPr>
+              <w:spacing w:after="0"/>
+            </w:pPr>
+            <w:r>
+              <w:rPr>
+                <w:sz w:val="20"/>
+                <w:szCs w:val="20"/>
+              </w:rPr>
+              <w:t xml:space="preserve">Multiplying a number by everything inside the parentheses: a(b + c) = ab + ac.</w:t>
+            </w:r>
+          </w:p>
+        </w:tc>
+        <w:tc>
+          <w:tcPr>
+            <w:tcW w:type="dxa" w:w="2200"/>
+            <w:tcMar>
+              <w:top w:type="dxa" w:w="80"/>
+              <w:left w:type="dxa" w:w="100"/>
+              <w:bottom w:type="dxa" w:w="80"/>
+              <w:right w:type="dxa" w:w="100"/>
+            </w:tcMar>
+            <w:vAlign w:val="top"/>
+          </w:tcPr>
+          <w:p>
+            <w:pPr>
+              <w:spacing w:after="40"/>
+            </w:pPr>
+            <w:r>
+              <w:rPr>
+                <w:i/>
+                <w:iCs/>
+                <w:color w:val="5F6F80"/>
+                <w:sz w:val="19"/>
+                <w:szCs w:val="19"/>
+              </w:rPr>
+              <w:t xml:space="preserve">Not Distributive Property: write a counter-example that breaks the definition.</w:t>
+            </w:r>
+          </w:p>
+          <w:p>
+            <w:pPr>
+              <w:pBdr>
+                <w:bottom w:val="single" w:color="AFBECC" w:sz="6"/>
+              </w:pBdr>
+              <w:spacing w:after="30" w:before="150"/>
+            </w:pPr>
+            <w:r>
+              <w:t xml:space="preserve"/>
+            </w:r>
+          </w:p>
+        </w:tc>
+        <w:tc>
+          <w:tcPr>
+            <w:tcW w:type="dxa" w:w="2200"/>
+            <w:tcMar>
+              <w:top w:type="dxa" w:w="80"/>
+              <w:left w:type="dxa" w:w="100"/>
+              <w:bottom w:type="dxa" w:w="80"/>
+              <w:right w:type="dxa" w:w="100"/>
+            </w:tcMar>
+            <w:vAlign w:val="top"/>
+          </w:tcPr>
+          <w:p>
+            <w:pPr>
+              <w:spacing w:after="40"/>
               <w:jc w:val="center"/>
             </w:pPr>
             <w:r>
               <w:drawing>
                 <wp:inline distT="0" distB="0" distL="0" distR="0">
-                  <wp:extent cx="1047750" cy="790575"/>
+                  <wp:extent cx="876300" cy="657225"/>
                   <wp:effectExtent t="0" r="0" b="0" l="0"/>
                   <wp:docPr id="1" name="" descr="" title=""/>
                   <wp:cNvGraphicFramePr>
@@ -485,7 +733,7 @@
                         <pic:spPr bwMode="auto">
                           <a:xfrm>
                             <a:off x="0" y="0"/>
-                            <a:ext cx="1047750" cy="790575"/>
+                            <a:ext cx="876300" cy="657225"/>
                           </a:xfrm>
                           <a:prstGeom prst="rect">
                             <a:avLst/>
@@ -498,69 +746,10 @@
               </w:drawing>
             </w:r>
           </w:p>
-        </w:tc>
-        <w:tc>
-          <w:tcPr>
-            <w:tcW w:type="dxa" w:w="7560"/>
-            <w:tcMar>
-              <w:top w:type="dxa" w:w="100"/>
-              <w:left w:type="dxa" w:w="40"/>
-              <w:bottom w:type="dxa" w:w="100"/>
-              <w:right w:type="dxa" w:w="40"/>
-            </w:tcMar>
-            <w:vAlign w:val="center"/>
-          </w:tcPr>
-          <w:p>
-            <w:pPr>
-              <w:spacing w:after="50"/>
-            </w:pPr>
-            <w:r>
-              <w:rPr>
-                <w:b/>
-                <w:bCs/>
-                <w:color w:val="12355B"/>
-                <w:sz w:val="24"/>
-                <w:szCs w:val="24"/>
-              </w:rPr>
-              <w:t xml:space="preserve">Distributive Property</w:t>
-            </w:r>
-            <w:r>
-              <w:rPr>
-                <w:i/>
-                <w:iCs/>
-                <w:color w:val="5F6F80"/>
-                <w:sz w:val="19"/>
-                <w:szCs w:val="19"/>
-              </w:rPr>
-              <w:t xml:space="preserve">   Propiedad distributiva</w:t>
-            </w:r>
-          </w:p>
-          <w:p>
-            <w:pPr>
-              <w:spacing w:after="40"/>
-            </w:pPr>
-            <w:r>
-              <w:rPr>
-                <w:sz w:val="21"/>
-                <w:szCs w:val="21"/>
-              </w:rPr>
-              <w:t xml:space="preserve">Multiplying a number by everything inside the parentheses: a(b + c) = ab + ac.</w:t>
-            </w:r>
-          </w:p>
           <w:p>
             <w:pPr>
               <w:spacing w:after="0"/>
             </w:pPr>
-            <w:r>
-              <w:rPr>
-                <w:b/>
-                <w:bCs/>
-                <w:color w:val="1FA6A2"/>
-                <w:sz w:val="18"/>
-                <w:szCs w:val="18"/>
-              </w:rPr>
-              <w:t xml:space="preserve">Example:  </w:t>
-            </w:r>
             <w:r>
               <w:rPr>
                 <w:i/>
@@ -574,23 +763,6 @@
           </w:p>
         </w:tc>
       </w:tr>
-    </w:tbl>
-    <w:tbl>
-      <w:tblPr>
-        <w:tblW w:type="pct" w:w="100%"/>
-        <w:tblBorders>
-          <w:top w:val="none" w:color="FFFFFF" w:sz="0"/>
-          <w:left w:val="none" w:color="FFFFFF" w:sz="0"/>
-          <w:bottom w:val="single" w:color="C7D2DD" w:sz="4"/>
-          <w:right w:val="none" w:color="FFFFFF" w:sz="0"/>
-          <w:insideH w:val="none" w:color="FFFFFF" w:sz="0"/>
-          <w:insideV w:val="none" w:color="FFFFFF" w:sz="0"/>
-        </w:tblBorders>
-      </w:tblPr>
-      <w:tblGrid>
-        <w:gridCol w:w="1800"/>
-        <w:gridCol w:w="7560"/>
-      </w:tblGrid>
       <w:tr>
         <w:trPr>
           <w:cantSplit/>
@@ -599,22 +771,126 @@
           <w:tcPr>
             <w:tcW w:type="dxa" w:w="1800"/>
             <w:tcMar>
-              <w:top w:type="dxa" w:w="100"/>
-              <w:left w:type="dxa" w:w="40"/>
-              <w:bottom w:type="dxa" w:w="100"/>
-              <w:right w:type="dxa" w:w="120"/>
+              <w:top w:type="dxa" w:w="80"/>
+              <w:left w:type="dxa" w:w="100"/>
+              <w:bottom w:type="dxa" w:w="80"/>
+              <w:right w:type="dxa" w:w="100"/>
             </w:tcMar>
-            <w:vAlign w:val="center"/>
+            <w:vAlign w:val="top"/>
           </w:tcPr>
           <w:p>
             <w:pPr>
+              <w:spacing w:after="30"/>
+            </w:pPr>
+            <w:r>
+              <w:rPr>
+                <w:b/>
+                <w:bCs/>
+                <w:color w:val="12355B"/>
+                <w:sz w:val="21"/>
+                <w:szCs w:val="21"/>
+              </w:rPr>
+              <w:t xml:space="preserve">Factor</w:t>
+            </w:r>
+          </w:p>
+          <w:p>
+            <w:pPr>
               <w:spacing w:after="0"/>
+            </w:pPr>
+            <w:r>
+              <w:rPr>
+                <w:i/>
+                <w:iCs/>
+                <w:color w:val="5F6F80"/>
+                <w:sz w:val="18"/>
+                <w:szCs w:val="18"/>
+              </w:rPr>
+              <w:t xml:space="preserve">Factor</w:t>
+            </w:r>
+          </w:p>
+        </w:tc>
+        <w:tc>
+          <w:tcPr>
+            <w:tcW w:type="dxa" w:w="3160"/>
+            <w:tcMar>
+              <w:top w:type="dxa" w:w="80"/>
+              <w:left w:type="dxa" w:w="100"/>
+              <w:bottom w:type="dxa" w:w="80"/>
+              <w:right w:type="dxa" w:w="100"/>
+            </w:tcMar>
+            <w:vAlign w:val="top"/>
+          </w:tcPr>
+          <w:p>
+            <w:pPr>
+              <w:spacing w:after="0"/>
+            </w:pPr>
+            <w:r>
+              <w:rPr>
+                <w:sz w:val="20"/>
+                <w:szCs w:val="20"/>
+              </w:rPr>
+              <w:t xml:space="preserve">A factor of a whole number divides it evenly, with no remainder. For example, 3 is a factor of 12 because 12 ÷ 3 = 4.</w:t>
+            </w:r>
+          </w:p>
+        </w:tc>
+        <w:tc>
+          <w:tcPr>
+            <w:tcW w:type="dxa" w:w="2200"/>
+            <w:tcMar>
+              <w:top w:type="dxa" w:w="80"/>
+              <w:left w:type="dxa" w:w="100"/>
+              <w:bottom w:type="dxa" w:w="80"/>
+              <w:right w:type="dxa" w:w="100"/>
+            </w:tcMar>
+            <w:vAlign w:val="top"/>
+          </w:tcPr>
+          <w:p>
+            <w:pPr>
+              <w:spacing w:after="40"/>
+            </w:pPr>
+            <w:r>
+              <w:rPr>
+                <w:i/>
+                <w:iCs/>
+                <w:color w:val="5F6F80"/>
+                <w:sz w:val="19"/>
+                <w:szCs w:val="19"/>
+              </w:rPr>
+              <w:t xml:space="preserve">Not Factor: write a counter-example that breaks the definition.</w:t>
+            </w:r>
+          </w:p>
+          <w:p>
+            <w:pPr>
+              <w:pBdr>
+                <w:bottom w:val="single" w:color="AFBECC" w:sz="6"/>
+              </w:pBdr>
+              <w:spacing w:after="30" w:before="150"/>
+            </w:pPr>
+            <w:r>
+              <w:t xml:space="preserve"/>
+            </w:r>
+          </w:p>
+        </w:tc>
+        <w:tc>
+          <w:tcPr>
+            <w:tcW w:type="dxa" w:w="2200"/>
+            <w:tcMar>
+              <w:top w:type="dxa" w:w="80"/>
+              <w:left w:type="dxa" w:w="100"/>
+              <w:bottom w:type="dxa" w:w="80"/>
+              <w:right w:type="dxa" w:w="100"/>
+            </w:tcMar>
+            <w:vAlign w:val="top"/>
+          </w:tcPr>
+          <w:p>
+            <w:pPr>
+              <w:spacing w:after="40"/>
               <w:jc w:val="center"/>
             </w:pPr>
             <w:r>
               <w:drawing>
                 <wp:inline distT="0" distB="0" distL="0" distR="0">
-                  <wp:extent cx="1047750" cy="790575"/>
+                  <wp:extent cx="876300" cy="657225"/>
                   <wp:effectExtent t="0" r="0" b="0" l="0"/>
                   <wp:docPr id="1" name="" descr="" title=""/>
                   <wp:cNvGraphicFramePr>
@@ -639,7 +915,7 @@
                         <pic:spPr bwMode="auto">
                           <a:xfrm>
                             <a:off x="0" y="0"/>
-                            <a:ext cx="1047750" cy="790575"/>
+                            <a:ext cx="876300" cy="657225"/>
                           </a:xfrm>
                           <a:prstGeom prst="rect">
                             <a:avLst/>
@@ -652,69 +928,10 @@
               </w:drawing>
             </w:r>
           </w:p>
-        </w:tc>
-        <w:tc>
-          <w:tcPr>
-            <w:tcW w:type="dxa" w:w="7560"/>
-            <w:tcMar>
-              <w:top w:type="dxa" w:w="100"/>
-              <w:left w:type="dxa" w:w="40"/>
-              <w:bottom w:type="dxa" w:w="100"/>
-              <w:right w:type="dxa" w:w="40"/>
-            </w:tcMar>
-            <w:vAlign w:val="center"/>
-          </w:tcPr>
-          <w:p>
-            <w:pPr>
-              <w:spacing w:after="50"/>
-            </w:pPr>
-            <w:r>
-              <w:rPr>
-                <w:b/>
-                <w:bCs/>
-                <w:color w:val="12355B"/>
-                <w:sz w:val="24"/>
-                <w:szCs w:val="24"/>
-              </w:rPr>
-              <w:t xml:space="preserve">Factor</w:t>
-            </w:r>
-            <w:r>
-              <w:rPr>
-                <w:i/>
-                <w:iCs/>
-                <w:color w:val="5F6F80"/>
-                <w:sz w:val="19"/>
-                <w:szCs w:val="19"/>
-              </w:rPr>
-              <w:t xml:space="preserve">   Factor</w:t>
-            </w:r>
-          </w:p>
-          <w:p>
-            <w:pPr>
-              <w:spacing w:after="40"/>
-            </w:pPr>
-            <w:r>
-              <w:rPr>
-                <w:sz w:val="21"/>
-                <w:szCs w:val="21"/>
-              </w:rPr>
-              <w:t xml:space="preserve">A factor of a whole number divides it evenly, with no remainder. For example, 3 is a factor of 12 because 12 ÷ 3 = 4.</w:t>
-            </w:r>
-          </w:p>
           <w:p>
             <w:pPr>
               <w:spacing w:after="0"/>
             </w:pPr>
-            <w:r>
-              <w:rPr>
-                <w:b/>
-                <w:bCs/>
-                <w:color w:val="1FA6A2"/>
-                <w:sz w:val="18"/>
-                <w:szCs w:val="18"/>
-              </w:rPr>
-              <w:t xml:space="preserve">Example:  </w:t>
-            </w:r>
             <w:r>
               <w:rPr>
                 <w:i/>
@@ -728,23 +945,6 @@
           </w:p>
         </w:tc>
       </w:tr>
-    </w:tbl>
-    <w:tbl>
-      <w:tblPr>
-        <w:tblW w:type="pct" w:w="100%"/>
-        <w:tblBorders>
-          <w:top w:val="none" w:color="FFFFFF" w:sz="0"/>
-          <w:left w:val="none" w:color="FFFFFF" w:sz="0"/>
-          <w:bottom w:val="single" w:color="C7D2DD" w:sz="4"/>
-          <w:right w:val="none" w:color="FFFFFF" w:sz="0"/>
-          <w:insideH w:val="none" w:color="FFFFFF" w:sz="0"/>
-          <w:insideV w:val="none" w:color="FFFFFF" w:sz="0"/>
-        </w:tblBorders>
-      </w:tblPr>
-      <w:tblGrid>
-        <w:gridCol w:w="1800"/>
-        <w:gridCol w:w="7560"/>
-      </w:tblGrid>
       <w:tr>
         <w:trPr>
           <w:cantSplit/>
@@ -753,22 +953,126 @@
           <w:tcPr>
             <w:tcW w:type="dxa" w:w="1800"/>
             <w:tcMar>
-              <w:top w:type="dxa" w:w="100"/>
-              <w:left w:type="dxa" w:w="40"/>
-              <w:bottom w:type="dxa" w:w="100"/>
-              <w:right w:type="dxa" w:w="120"/>
+              <w:top w:type="dxa" w:w="80"/>
+              <w:left w:type="dxa" w:w="100"/>
+              <w:bottom w:type="dxa" w:w="80"/>
+              <w:right w:type="dxa" w:w="100"/>
             </w:tcMar>
-            <w:vAlign w:val="center"/>
+            <w:vAlign w:val="top"/>
           </w:tcPr>
           <w:p>
             <w:pPr>
+              <w:spacing w:after="30"/>
+            </w:pPr>
+            <w:r>
+              <w:rPr>
+                <w:b/>
+                <w:bCs/>
+                <w:color w:val="12355B"/>
+                <w:sz w:val="21"/>
+                <w:szCs w:val="21"/>
+              </w:rPr>
+              <w:t xml:space="preserve">Expand</w:t>
+            </w:r>
+          </w:p>
+          <w:p>
+            <w:pPr>
               <w:spacing w:after="0"/>
+            </w:pPr>
+            <w:r>
+              <w:rPr>
+                <w:i/>
+                <w:iCs/>
+                <w:color w:val="5F6F80"/>
+                <w:sz w:val="18"/>
+                <w:szCs w:val="18"/>
+              </w:rPr>
+              <w:t xml:space="preserve">Desarrollar</w:t>
+            </w:r>
+          </w:p>
+        </w:tc>
+        <w:tc>
+          <w:tcPr>
+            <w:tcW w:type="dxa" w:w="3160"/>
+            <w:tcMar>
+              <w:top w:type="dxa" w:w="80"/>
+              <w:left w:type="dxa" w:w="100"/>
+              <w:bottom w:type="dxa" w:w="80"/>
+              <w:right w:type="dxa" w:w="100"/>
+            </w:tcMar>
+            <w:vAlign w:val="top"/>
+          </w:tcPr>
+          <w:p>
+            <w:pPr>
+              <w:spacing w:after="0"/>
+            </w:pPr>
+            <w:r>
+              <w:rPr>
+                <w:sz w:val="20"/>
+                <w:szCs w:val="20"/>
+              </w:rPr>
+              <w:t xml:space="preserve">To multiply out the parentheses in an expression.</w:t>
+            </w:r>
+          </w:p>
+        </w:tc>
+        <w:tc>
+          <w:tcPr>
+            <w:tcW w:type="dxa" w:w="2200"/>
+            <w:tcMar>
+              <w:top w:type="dxa" w:w="80"/>
+              <w:left w:type="dxa" w:w="100"/>
+              <w:bottom w:type="dxa" w:w="80"/>
+              <w:right w:type="dxa" w:w="100"/>
+            </w:tcMar>
+            <w:vAlign w:val="top"/>
+          </w:tcPr>
+          <w:p>
+            <w:pPr>
+              <w:spacing w:after="40"/>
+            </w:pPr>
+            <w:r>
+              <w:rPr>
+                <w:i/>
+                <w:iCs/>
+                <w:color w:val="5F6F80"/>
+                <w:sz w:val="19"/>
+                <w:szCs w:val="19"/>
+              </w:rPr>
+              <w:t xml:space="preserve">Not Expand: write a counter-example that breaks the definition.</w:t>
+            </w:r>
+          </w:p>
+          <w:p>
+            <w:pPr>
+              <w:pBdr>
+                <w:bottom w:val="single" w:color="AFBECC" w:sz="6"/>
+              </w:pBdr>
+              <w:spacing w:after="30" w:before="150"/>
+            </w:pPr>
+            <w:r>
+              <w:t xml:space="preserve"/>
+            </w:r>
+          </w:p>
+        </w:tc>
+        <w:tc>
+          <w:tcPr>
+            <w:tcW w:type="dxa" w:w="2200"/>
+            <w:tcMar>
+              <w:top w:type="dxa" w:w="80"/>
+              <w:left w:type="dxa" w:w="100"/>
+              <w:bottom w:type="dxa" w:w="80"/>
+              <w:right w:type="dxa" w:w="100"/>
+            </w:tcMar>
+            <w:vAlign w:val="top"/>
+          </w:tcPr>
+          <w:p>
+            <w:pPr>
+              <w:spacing w:after="40"/>
               <w:jc w:val="center"/>
             </w:pPr>
             <w:r>
               <w:drawing>
                 <wp:inline distT="0" distB="0" distL="0" distR="0">
-                  <wp:extent cx="1047750" cy="790575"/>
+                  <wp:extent cx="876300" cy="657225"/>
                   <wp:effectExtent t="0" r="0" b="0" l="0"/>
                   <wp:docPr id="1" name="" descr="" title=""/>
                   <wp:cNvGraphicFramePr>
@@ -793,7 +1097,7 @@
                         <pic:spPr bwMode="auto">
                           <a:xfrm>
                             <a:off x="0" y="0"/>
-                            <a:ext cx="1047750" cy="790575"/>
+                            <a:ext cx="876300" cy="657225"/>
                           </a:xfrm>
                           <a:prstGeom prst="rect">
                             <a:avLst/>
@@ -806,69 +1110,10 @@
               </w:drawing>
             </w:r>
           </w:p>
-        </w:tc>
-        <w:tc>
-          <w:tcPr>
-            <w:tcW w:type="dxa" w:w="7560"/>
-            <w:tcMar>
-              <w:top w:type="dxa" w:w="100"/>
-              <w:left w:type="dxa" w:w="40"/>
-              <w:bottom w:type="dxa" w:w="100"/>
-              <w:right w:type="dxa" w:w="40"/>
-            </w:tcMar>
-            <w:vAlign w:val="center"/>
-          </w:tcPr>
-          <w:p>
-            <w:pPr>
-              <w:spacing w:after="50"/>
-            </w:pPr>
-            <w:r>
-              <w:rPr>
-                <w:b/>
-                <w:bCs/>
-                <w:color w:val="12355B"/>
-                <w:sz w:val="24"/>
-                <w:szCs w:val="24"/>
-              </w:rPr>
-              <w:t xml:space="preserve">Expand</w:t>
-            </w:r>
-            <w:r>
-              <w:rPr>
-                <w:i/>
-                <w:iCs/>
-                <w:color w:val="5F6F80"/>
-                <w:sz w:val="19"/>
-                <w:szCs w:val="19"/>
-              </w:rPr>
-              <w:t xml:space="preserve">   Desarrollar</w:t>
-            </w:r>
-          </w:p>
-          <w:p>
-            <w:pPr>
-              <w:spacing w:after="40"/>
-            </w:pPr>
-            <w:r>
-              <w:rPr>
-                <w:sz w:val="21"/>
-                <w:szCs w:val="21"/>
-              </w:rPr>
-              <w:t xml:space="preserve">To multiply out the parentheses in an expression.</w:t>
-            </w:r>
-          </w:p>
           <w:p>
             <w:pPr>
               <w:spacing w:after="0"/>
             </w:pPr>
-            <w:r>
-              <w:rPr>
-                <w:b/>
-                <w:bCs/>
-                <w:color w:val="1FA6A2"/>
-                <w:sz w:val="18"/>
-                <w:szCs w:val="18"/>
-              </w:rPr>
-              <w:t xml:space="preserve">Example:  </w:t>
-            </w:r>
             <w:r>
               <w:rPr>
                 <w:i/>
@@ -882,23 +1127,6 @@
           </w:p>
         </w:tc>
       </w:tr>
-    </w:tbl>
-    <w:tbl>
-      <w:tblPr>
-        <w:tblW w:type="pct" w:w="100%"/>
-        <w:tblBorders>
-          <w:top w:val="none" w:color="FFFFFF" w:sz="0"/>
-          <w:left w:val="none" w:color="FFFFFF" w:sz="0"/>
-          <w:bottom w:val="single" w:color="C7D2DD" w:sz="4"/>
-          <w:right w:val="none" w:color="FFFFFF" w:sz="0"/>
-          <w:insideH w:val="none" w:color="FFFFFF" w:sz="0"/>
-          <w:insideV w:val="none" w:color="FFFFFF" w:sz="0"/>
-        </w:tblBorders>
-      </w:tblPr>
-      <w:tblGrid>
-        <w:gridCol w:w="1800"/>
-        <w:gridCol w:w="7560"/>
-      </w:tblGrid>
       <w:tr>
         <w:trPr>
           <w:cantSplit/>
@@ -907,22 +1135,126 @@
           <w:tcPr>
             <w:tcW w:type="dxa" w:w="1800"/>
             <w:tcMar>
-              <w:top w:type="dxa" w:w="100"/>
-              <w:left w:type="dxa" w:w="40"/>
-              <w:bottom w:type="dxa" w:w="100"/>
-              <w:right w:type="dxa" w:w="120"/>
+              <w:top w:type="dxa" w:w="80"/>
+              <w:left w:type="dxa" w:w="100"/>
+              <w:bottom w:type="dxa" w:w="80"/>
+              <w:right w:type="dxa" w:w="100"/>
             </w:tcMar>
-            <w:vAlign w:val="center"/>
+            <w:vAlign w:val="top"/>
           </w:tcPr>
           <w:p>
             <w:pPr>
+              <w:spacing w:after="30"/>
+            </w:pPr>
+            <w:r>
+              <w:rPr>
+                <w:b/>
+                <w:bCs/>
+                <w:color w:val="12355B"/>
+                <w:sz w:val="21"/>
+                <w:szCs w:val="21"/>
+              </w:rPr>
+              <w:t xml:space="preserve">Equivalent</w:t>
+            </w:r>
+          </w:p>
+          <w:p>
+            <w:pPr>
               <w:spacing w:after="0"/>
+            </w:pPr>
+            <w:r>
+              <w:rPr>
+                <w:i/>
+                <w:iCs/>
+                <w:color w:val="5F6F80"/>
+                <w:sz w:val="18"/>
+                <w:szCs w:val="18"/>
+              </w:rPr>
+              <w:t xml:space="preserve">Equivalente</w:t>
+            </w:r>
+          </w:p>
+        </w:tc>
+        <w:tc>
+          <w:tcPr>
+            <w:tcW w:type="dxa" w:w="3160"/>
+            <w:tcMar>
+              <w:top w:type="dxa" w:w="80"/>
+              <w:left w:type="dxa" w:w="100"/>
+              <w:bottom w:type="dxa" w:w="80"/>
+              <w:right w:type="dxa" w:w="100"/>
+            </w:tcMar>
+            <w:vAlign w:val="top"/>
+          </w:tcPr>
+          <w:p>
+            <w:pPr>
+              <w:spacing w:after="0"/>
+            </w:pPr>
+            <w:r>
+              <w:rPr>
+                <w:sz w:val="20"/>
+                <w:szCs w:val="20"/>
+              </w:rPr>
+              <w:t xml:space="preserve">Expressions that always have the same value.</w:t>
+            </w:r>
+          </w:p>
+        </w:tc>
+        <w:tc>
+          <w:tcPr>
+            <w:tcW w:type="dxa" w:w="2200"/>
+            <w:tcMar>
+              <w:top w:type="dxa" w:w="80"/>
+              <w:left w:type="dxa" w:w="100"/>
+              <w:bottom w:type="dxa" w:w="80"/>
+              <w:right w:type="dxa" w:w="100"/>
+            </w:tcMar>
+            <w:vAlign w:val="top"/>
+          </w:tcPr>
+          <w:p>
+            <w:pPr>
+              <w:spacing w:after="40"/>
+            </w:pPr>
+            <w:r>
+              <w:rPr>
+                <w:i/>
+                <w:iCs/>
+                <w:color w:val="5F6F80"/>
+                <w:sz w:val="19"/>
+                <w:szCs w:val="19"/>
+              </w:rPr>
+              <w:t xml:space="preserve">Not Equivalent: write a counter-example that breaks the definition.</w:t>
+            </w:r>
+          </w:p>
+          <w:p>
+            <w:pPr>
+              <w:pBdr>
+                <w:bottom w:val="single" w:color="AFBECC" w:sz="6"/>
+              </w:pBdr>
+              <w:spacing w:after="30" w:before="150"/>
+            </w:pPr>
+            <w:r>
+              <w:t xml:space="preserve"/>
+            </w:r>
+          </w:p>
+        </w:tc>
+        <w:tc>
+          <w:tcPr>
+            <w:tcW w:type="dxa" w:w="2200"/>
+            <w:tcMar>
+              <w:top w:type="dxa" w:w="80"/>
+              <w:left w:type="dxa" w:w="100"/>
+              <w:bottom w:type="dxa" w:w="80"/>
+              <w:right w:type="dxa" w:w="100"/>
+            </w:tcMar>
+            <w:vAlign w:val="top"/>
+          </w:tcPr>
+          <w:p>
+            <w:pPr>
+              <w:spacing w:after="40"/>
               <w:jc w:val="center"/>
             </w:pPr>
             <w:r>
               <w:drawing>
                 <wp:inline distT="0" distB="0" distL="0" distR="0">
-                  <wp:extent cx="1047750" cy="790575"/>
+                  <wp:extent cx="876300" cy="657225"/>
                   <wp:effectExtent t="0" r="0" b="0" l="0"/>
                   <wp:docPr id="1" name="" descr="" title=""/>
                   <wp:cNvGraphicFramePr>
@@ -947,7 +1279,7 @@
                         <pic:spPr bwMode="auto">
                           <a:xfrm>
                             <a:off x="0" y="0"/>
-                            <a:ext cx="1047750" cy="790575"/>
+                            <a:ext cx="876300" cy="657225"/>
                           </a:xfrm>
                           <a:prstGeom prst="rect">
                             <a:avLst/>
@@ -960,69 +1292,10 @@
               </w:drawing>
             </w:r>
           </w:p>
-        </w:tc>
-        <w:tc>
-          <w:tcPr>
-            <w:tcW w:type="dxa" w:w="7560"/>
-            <w:tcMar>
-              <w:top w:type="dxa" w:w="100"/>
-              <w:left w:type="dxa" w:w="40"/>
-              <w:bottom w:type="dxa" w:w="100"/>
-              <w:right w:type="dxa" w:w="40"/>
-            </w:tcMar>
-            <w:vAlign w:val="center"/>
-          </w:tcPr>
-          <w:p>
-            <w:pPr>
-              <w:spacing w:after="50"/>
-            </w:pPr>
-            <w:r>
-              <w:rPr>
-                <w:b/>
-                <w:bCs/>
-                <w:color w:val="12355B"/>
-                <w:sz w:val="24"/>
-                <w:szCs w:val="24"/>
-              </w:rPr>
-              <w:t xml:space="preserve">Equivalent</w:t>
-            </w:r>
-            <w:r>
-              <w:rPr>
-                <w:i/>
-                <w:iCs/>
-                <w:color w:val="5F6F80"/>
-                <w:sz w:val="19"/>
-                <w:szCs w:val="19"/>
-              </w:rPr>
-              <w:t xml:space="preserve">   Equivalente</w:t>
-            </w:r>
-          </w:p>
-          <w:p>
-            <w:pPr>
-              <w:spacing w:after="40"/>
-            </w:pPr>
-            <w:r>
-              <w:rPr>
-                <w:sz w:val="21"/>
-                <w:szCs w:val="21"/>
-              </w:rPr>
-              <w:t xml:space="preserve">Expressions that always have the same value.</w:t>
-            </w:r>
-          </w:p>
           <w:p>
             <w:pPr>
               <w:spacing w:after="0"/>
             </w:pPr>
-            <w:r>
-              <w:rPr>
-                <w:b/>
-                <w:bCs/>
-                <w:color w:val="1FA6A2"/>
-                <w:sz w:val="18"/>
-                <w:szCs w:val="18"/>
-              </w:rPr>
-              <w:t xml:space="preserve">Example:  </w:t>
-            </w:r>
             <w:r>
               <w:rPr>
                 <w:i/>
@@ -1036,23 +1309,6 @@
           </w:p>
         </w:tc>
       </w:tr>
-    </w:tbl>
-    <w:tbl>
-      <w:tblPr>
-        <w:tblW w:type="pct" w:w="100%"/>
-        <w:tblBorders>
-          <w:top w:val="none" w:color="FFFFFF" w:sz="0"/>
-          <w:left w:val="none" w:color="FFFFFF" w:sz="0"/>
-          <w:bottom w:val="single" w:color="C7D2DD" w:sz="4"/>
-          <w:right w:val="none" w:color="FFFFFF" w:sz="0"/>
-          <w:insideH w:val="none" w:color="FFFFFF" w:sz="0"/>
-          <w:insideV w:val="none" w:color="FFFFFF" w:sz="0"/>
-        </w:tblBorders>
-      </w:tblPr>
-      <w:tblGrid>
-        <w:gridCol w:w="1800"/>
-        <w:gridCol w:w="7560"/>
-      </w:tblGrid>
       <w:tr>
         <w:trPr>
           <w:cantSplit/>
@@ -1061,22 +1317,126 @@
           <w:tcPr>
             <w:tcW w:type="dxa" w:w="1800"/>
             <w:tcMar>
-              <w:top w:type="dxa" w:w="100"/>
-              <w:left w:type="dxa" w:w="40"/>
-              <w:bottom w:type="dxa" w:w="100"/>
-              <w:right w:type="dxa" w:w="120"/>
+              <w:top w:type="dxa" w:w="80"/>
+              <w:left w:type="dxa" w:w="100"/>
+              <w:bottom w:type="dxa" w:w="80"/>
+              <w:right w:type="dxa" w:w="100"/>
             </w:tcMar>
-            <w:vAlign w:val="center"/>
+            <w:vAlign w:val="top"/>
           </w:tcPr>
           <w:p>
             <w:pPr>
+              <w:spacing w:after="30"/>
+            </w:pPr>
+            <w:r>
+              <w:rPr>
+                <w:b/>
+                <w:bCs/>
+                <w:color w:val="12355B"/>
+                <w:sz w:val="21"/>
+                <w:szCs w:val="21"/>
+              </w:rPr>
+              <w:t xml:space="preserve">Coefficient</w:t>
+            </w:r>
+          </w:p>
+          <w:p>
+            <w:pPr>
               <w:spacing w:after="0"/>
+            </w:pPr>
+            <w:r>
+              <w:rPr>
+                <w:i/>
+                <w:iCs/>
+                <w:color w:val="5F6F80"/>
+                <w:sz w:val="18"/>
+                <w:szCs w:val="18"/>
+              </w:rPr>
+              <w:t xml:space="preserve">Coeficiente</w:t>
+            </w:r>
+          </w:p>
+        </w:tc>
+        <w:tc>
+          <w:tcPr>
+            <w:tcW w:type="dxa" w:w="3160"/>
+            <w:tcMar>
+              <w:top w:type="dxa" w:w="80"/>
+              <w:left w:type="dxa" w:w="100"/>
+              <w:bottom w:type="dxa" w:w="80"/>
+              <w:right w:type="dxa" w:w="100"/>
+            </w:tcMar>
+            <w:vAlign w:val="top"/>
+          </w:tcPr>
+          <w:p>
+            <w:pPr>
+              <w:spacing w:after="0"/>
+            </w:pPr>
+            <w:r>
+              <w:rPr>
+                <w:sz w:val="20"/>
+                <w:szCs w:val="20"/>
+              </w:rPr>
+              <w:t xml:space="preserve">The number in front of a letter, like the 3 in 3x.</w:t>
+            </w:r>
+          </w:p>
+        </w:tc>
+        <w:tc>
+          <w:tcPr>
+            <w:tcW w:type="dxa" w:w="2200"/>
+            <w:tcMar>
+              <w:top w:type="dxa" w:w="80"/>
+              <w:left w:type="dxa" w:w="100"/>
+              <w:bottom w:type="dxa" w:w="80"/>
+              <w:right w:type="dxa" w:w="100"/>
+            </w:tcMar>
+            <w:vAlign w:val="top"/>
+          </w:tcPr>
+          <w:p>
+            <w:pPr>
+              <w:spacing w:after="40"/>
+            </w:pPr>
+            <w:r>
+              <w:rPr>
+                <w:i/>
+                <w:iCs/>
+                <w:color w:val="5F6F80"/>
+                <w:sz w:val="19"/>
+                <w:szCs w:val="19"/>
+              </w:rPr>
+              <w:t xml:space="preserve">Not Coefficient: write a counter-example that breaks the definition.</w:t>
+            </w:r>
+          </w:p>
+          <w:p>
+            <w:pPr>
+              <w:pBdr>
+                <w:bottom w:val="single" w:color="AFBECC" w:sz="6"/>
+              </w:pBdr>
+              <w:spacing w:after="30" w:before="150"/>
+            </w:pPr>
+            <w:r>
+              <w:t xml:space="preserve"/>
+            </w:r>
+          </w:p>
+        </w:tc>
+        <w:tc>
+          <w:tcPr>
+            <w:tcW w:type="dxa" w:w="2200"/>
+            <w:tcMar>
+              <w:top w:type="dxa" w:w="80"/>
+              <w:left w:type="dxa" w:w="100"/>
+              <w:bottom w:type="dxa" w:w="80"/>
+              <w:right w:type="dxa" w:w="100"/>
+            </w:tcMar>
+            <w:vAlign w:val="top"/>
+          </w:tcPr>
+          <w:p>
+            <w:pPr>
+              <w:spacing w:after="40"/>
               <w:jc w:val="center"/>
             </w:pPr>
             <w:r>
               <w:drawing>
                 <wp:inline distT="0" distB="0" distL="0" distR="0">
-                  <wp:extent cx="1047750" cy="790575"/>
+                  <wp:extent cx="876300" cy="657225"/>
                   <wp:effectExtent t="0" r="0" b="0" l="0"/>
                   <wp:docPr id="1" name="" descr="" title=""/>
                   <wp:cNvGraphicFramePr>
@@ -1101,7 +1461,7 @@
                         <pic:spPr bwMode="auto">
                           <a:xfrm>
                             <a:off x="0" y="0"/>
-                            <a:ext cx="1047750" cy="790575"/>
+                            <a:ext cx="876300" cy="657225"/>
                           </a:xfrm>
                           <a:prstGeom prst="rect">
                             <a:avLst/>
@@ -1114,69 +1474,10 @@
               </w:drawing>
             </w:r>
           </w:p>
-        </w:tc>
-        <w:tc>
-          <w:tcPr>
-            <w:tcW w:type="dxa" w:w="7560"/>
-            <w:tcMar>
-              <w:top w:type="dxa" w:w="100"/>
-              <w:left w:type="dxa" w:w="40"/>
-              <w:bottom w:type="dxa" w:w="100"/>
-              <w:right w:type="dxa" w:w="40"/>
-            </w:tcMar>
-            <w:vAlign w:val="center"/>
-          </w:tcPr>
-          <w:p>
-            <w:pPr>
-              <w:spacing w:after="50"/>
-            </w:pPr>
-            <w:r>
-              <w:rPr>
-                <w:b/>
-                <w:bCs/>
-                <w:color w:val="12355B"/>
-                <w:sz w:val="24"/>
-                <w:szCs w:val="24"/>
-              </w:rPr>
-              <w:t xml:space="preserve">Coefficient</w:t>
-            </w:r>
-            <w:r>
-              <w:rPr>
-                <w:i/>
-                <w:iCs/>
-                <w:color w:val="5F6F80"/>
-                <w:sz w:val="19"/>
-                <w:szCs w:val="19"/>
-              </w:rPr>
-              <w:t xml:space="preserve">   Coeficiente</w:t>
-            </w:r>
-          </w:p>
-          <w:p>
-            <w:pPr>
-              <w:spacing w:after="40"/>
-            </w:pPr>
-            <w:r>
-              <w:rPr>
-                <w:sz w:val="21"/>
-                <w:szCs w:val="21"/>
-              </w:rPr>
-              <w:t xml:space="preserve">The number in front of a letter, like the 3 in 3x.</w:t>
-            </w:r>
-          </w:p>
           <w:p>
             <w:pPr>
               <w:spacing w:after="0"/>
             </w:pPr>
-            <w:r>
-              <w:rPr>
-                <w:b/>
-                <w:bCs/>
-                <w:color w:val="1FA6A2"/>
-                <w:sz w:val="18"/>
-                <w:szCs w:val="18"/>
-              </w:rPr>
-              <w:t xml:space="preserve">Example:  </w:t>
-            </w:r>
             <w:r>
               <w:rPr>
                 <w:i/>
@@ -1190,23 +1491,6 @@
           </w:p>
         </w:tc>
       </w:tr>
-    </w:tbl>
-    <w:tbl>
-      <w:tblPr>
-        <w:tblW w:type="pct" w:w="100%"/>
-        <w:tblBorders>
-          <w:top w:val="none" w:color="FFFFFF" w:sz="0"/>
-          <w:left w:val="none" w:color="FFFFFF" w:sz="0"/>
-          <w:bottom w:val="single" w:color="C7D2DD" w:sz="4"/>
-          <w:right w:val="none" w:color="FFFFFF" w:sz="0"/>
-          <w:insideH w:val="none" w:color="FFFFFF" w:sz="0"/>
-          <w:insideV w:val="none" w:color="FFFFFF" w:sz="0"/>
-        </w:tblBorders>
-      </w:tblPr>
-      <w:tblGrid>
-        <w:gridCol w:w="1800"/>
-        <w:gridCol w:w="7560"/>
-      </w:tblGrid>
       <w:tr>
         <w:trPr>
           <w:cantSplit/>
@@ -1215,22 +1499,126 @@
           <w:tcPr>
             <w:tcW w:type="dxa" w:w="1800"/>
             <w:tcMar>
-              <w:top w:type="dxa" w:w="100"/>
-              <w:left w:type="dxa" w:w="40"/>
-              <w:bottom w:type="dxa" w:w="100"/>
-              <w:right w:type="dxa" w:w="120"/>
+              <w:top w:type="dxa" w:w="80"/>
+              <w:left w:type="dxa" w:w="100"/>
+              <w:bottom w:type="dxa" w:w="80"/>
+              <w:right w:type="dxa" w:w="100"/>
             </w:tcMar>
-            <w:vAlign w:val="center"/>
+            <w:vAlign w:val="top"/>
           </w:tcPr>
           <w:p>
             <w:pPr>
+              <w:spacing w:after="30"/>
+            </w:pPr>
+            <w:r>
+              <w:rPr>
+                <w:b/>
+                <w:bCs/>
+                <w:color w:val="12355B"/>
+                <w:sz w:val="21"/>
+                <w:szCs w:val="21"/>
+              </w:rPr>
+              <w:t xml:space="preserve">Like terms</w:t>
+            </w:r>
+          </w:p>
+          <w:p>
+            <w:pPr>
               <w:spacing w:after="0"/>
+            </w:pPr>
+            <w:r>
+              <w:rPr>
+                <w:i/>
+                <w:iCs/>
+                <w:color w:val="5F6F80"/>
+                <w:sz w:val="18"/>
+                <w:szCs w:val="18"/>
+              </w:rPr>
+              <w:t xml:space="preserve">Términos semejantes</w:t>
+            </w:r>
+          </w:p>
+        </w:tc>
+        <w:tc>
+          <w:tcPr>
+            <w:tcW w:type="dxa" w:w="3160"/>
+            <w:tcMar>
+              <w:top w:type="dxa" w:w="80"/>
+              <w:left w:type="dxa" w:w="100"/>
+              <w:bottom w:type="dxa" w:w="80"/>
+              <w:right w:type="dxa" w:w="100"/>
+            </w:tcMar>
+            <w:vAlign w:val="top"/>
+          </w:tcPr>
+          <w:p>
+            <w:pPr>
+              <w:spacing w:after="0"/>
+            </w:pPr>
+            <w:r>
+              <w:rPr>
+                <w:sz w:val="20"/>
+                <w:szCs w:val="20"/>
+              </w:rPr>
+              <w:t xml:space="preserve">Terms with the same letter raised to the same power, like 2x and 5x.</w:t>
+            </w:r>
+          </w:p>
+        </w:tc>
+        <w:tc>
+          <w:tcPr>
+            <w:tcW w:type="dxa" w:w="2200"/>
+            <w:tcMar>
+              <w:top w:type="dxa" w:w="80"/>
+              <w:left w:type="dxa" w:w="100"/>
+              <w:bottom w:type="dxa" w:w="80"/>
+              <w:right w:type="dxa" w:w="100"/>
+            </w:tcMar>
+            <w:vAlign w:val="top"/>
+          </w:tcPr>
+          <w:p>
+            <w:pPr>
+              <w:spacing w:after="40"/>
+            </w:pPr>
+            <w:r>
+              <w:rPr>
+                <w:i/>
+                <w:iCs/>
+                <w:color w:val="5F6F80"/>
+                <w:sz w:val="19"/>
+                <w:szCs w:val="19"/>
+              </w:rPr>
+              <w:t xml:space="preserve">Not Like terms: write a counter-example that breaks the definition.</w:t>
+            </w:r>
+          </w:p>
+          <w:p>
+            <w:pPr>
+              <w:pBdr>
+                <w:bottom w:val="single" w:color="AFBECC" w:sz="6"/>
+              </w:pBdr>
+              <w:spacing w:after="30" w:before="150"/>
+            </w:pPr>
+            <w:r>
+              <w:t xml:space="preserve"/>
+            </w:r>
+          </w:p>
+        </w:tc>
+        <w:tc>
+          <w:tcPr>
+            <w:tcW w:type="dxa" w:w="2200"/>
+            <w:tcMar>
+              <w:top w:type="dxa" w:w="80"/>
+              <w:left w:type="dxa" w:w="100"/>
+              <w:bottom w:type="dxa" w:w="80"/>
+              <w:right w:type="dxa" w:w="100"/>
+            </w:tcMar>
+            <w:vAlign w:val="top"/>
+          </w:tcPr>
+          <w:p>
+            <w:pPr>
+              <w:spacing w:after="40"/>
               <w:jc w:val="center"/>
             </w:pPr>
             <w:r>
               <w:drawing>
                 <wp:inline distT="0" distB="0" distL="0" distR="0">
-                  <wp:extent cx="1047750" cy="790575"/>
+                  <wp:extent cx="876300" cy="657225"/>
                   <wp:effectExtent t="0" r="0" b="0" l="0"/>
                   <wp:docPr id="1" name="" descr="" title=""/>
                   <wp:cNvGraphicFramePr>
@@ -1255,7 +1643,7 @@
                         <pic:spPr bwMode="auto">
                           <a:xfrm>
                             <a:off x="0" y="0"/>
-                            <a:ext cx="1047750" cy="790575"/>
+                            <a:ext cx="876300" cy="657225"/>
                           </a:xfrm>
                           <a:prstGeom prst="rect">
                             <a:avLst/>
@@ -1268,69 +1656,10 @@
               </w:drawing>
             </w:r>
           </w:p>
-        </w:tc>
-        <w:tc>
-          <w:tcPr>
-            <w:tcW w:type="dxa" w:w="7560"/>
-            <w:tcMar>
-              <w:top w:type="dxa" w:w="100"/>
-              <w:left w:type="dxa" w:w="40"/>
-              <w:bottom w:type="dxa" w:w="100"/>
-              <w:right w:type="dxa" w:w="40"/>
-            </w:tcMar>
-            <w:vAlign w:val="center"/>
-          </w:tcPr>
-          <w:p>
-            <w:pPr>
-              <w:spacing w:after="50"/>
-            </w:pPr>
-            <w:r>
-              <w:rPr>
-                <w:b/>
-                <w:bCs/>
-                <w:color w:val="12355B"/>
-                <w:sz w:val="24"/>
-                <w:szCs w:val="24"/>
-              </w:rPr>
-              <w:t xml:space="preserve">Like terms</w:t>
-            </w:r>
-            <w:r>
-              <w:rPr>
-                <w:i/>
-                <w:iCs/>
-                <w:color w:val="5F6F80"/>
-                <w:sz w:val="19"/>
-                <w:szCs w:val="19"/>
-              </w:rPr>
-              <w:t xml:space="preserve">   Términos semejantes</w:t>
-            </w:r>
-          </w:p>
-          <w:p>
-            <w:pPr>
-              <w:spacing w:after="40"/>
-            </w:pPr>
-            <w:r>
-              <w:rPr>
-                <w:sz w:val="21"/>
-                <w:szCs w:val="21"/>
-              </w:rPr>
-              <w:t xml:space="preserve">Terms with the same letter raised to the same power, like 2x and 5x.</w:t>
-            </w:r>
-          </w:p>
           <w:p>
             <w:pPr>
               <w:spacing w:after="0"/>
             </w:pPr>
-            <w:r>
-              <w:rPr>
-                <w:b/>
-                <w:bCs/>
-                <w:color w:val="1FA6A2"/>
-                <w:sz w:val="18"/>
-                <w:szCs w:val="18"/>
-              </w:rPr>
-              <w:t xml:space="preserve">Example:  </w:t>
-            </w:r>
             <w:r>
               <w:rPr>
                 <w:i/>
@@ -3719,6 +4048,149 @@
         <w:t xml:space="preserve"/>
       </w:r>
     </w:p>
+    <w:p>
+      <w:pPr>
+        <w:spacing w:after="60"/>
+      </w:pPr>
+      <w:r>
+        <w:t xml:space="preserve"/>
+      </w:r>
+    </w:p>
+    <w:tbl>
+      <w:tblPr>
+        <w:tblW w:type="dxa" w:w="9360"/>
+        <w:tblBorders>
+          <w:top w:val="single" w:color="C7D2DD" w:sz="6"/>
+          <w:left w:val="single" w:color="C7D2DD" w:sz="6"/>
+          <w:bottom w:val="single" w:color="C7D2DD" w:sz="6"/>
+          <w:right w:val="single" w:color="C7D2DD" w:sz="6"/>
+          <w:insideH w:val="single" w:color="C7D2DD" w:sz="6"/>
+          <w:insideV w:val="single" w:color="C7D2DD" w:sz="6"/>
+        </w:tblBorders>
+      </w:tblPr>
+      <w:tblGrid>
+        <w:gridCol w:w="3120"/>
+        <w:gridCol w:w="3120"/>
+        <w:gridCol w:w="3120"/>
+      </w:tblGrid>
+      <w:tr>
+        <w:trPr>
+          <w:cantSplit/>
+          <w:tblHeader/>
+        </w:trPr>
+        <w:tc>
+          <w:tcPr>
+            <w:tcW w:type="dxa" w:w="9360"/>
+            <w:gridSpan w:val="3"/>
+            <w:shd w:fill="EEF4F8" w:color="auto" w:val="clear"/>
+            <w:tcMar>
+              <w:top w:type="dxa" w:w="60"/>
+              <w:left w:type="dxa" w:w="100"/>
+              <w:bottom w:type="dxa" w:w="60"/>
+              <w:right w:type="dxa" w:w="100"/>
+            </w:tcMar>
+          </w:tcPr>
+          <w:p>
+            <w:pPr>
+              <w:spacing w:after="0"/>
+            </w:pPr>
+            <w:r>
+              <w:rPr>
+                <w:b/>
+                <w:bCs/>
+                <w:color w:val="12355B"/>
+                <w:sz w:val="18"/>
+                <w:szCs w:val="18"/>
+              </w:rPr>
+              <w:t xml:space="preserve">EXIT CHECK · 3-POINT SELF-ASSESSMENT CHECKLIST</w:t>
+            </w:r>
+          </w:p>
+        </w:tc>
+      </w:tr>
+      <w:tr>
+        <w:trPr>
+          <w:cantSplit/>
+        </w:trPr>
+        <w:tc>
+          <w:tcPr>
+            <w:tcW w:type="dxa" w:w="3120"/>
+            <w:tcMar>
+              <w:top w:type="dxa" w:w="80"/>
+              <w:left w:type="dxa" w:w="100"/>
+              <w:bottom w:type="dxa" w:w="80"/>
+              <w:right w:type="dxa" w:w="100"/>
+            </w:tcMar>
+          </w:tcPr>
+          <w:p>
+            <w:pPr>
+              <w:spacing w:after="0"/>
+            </w:pPr>
+            <w:r>
+              <w:rPr>
+                <w:b/>
+                <w:bCs/>
+                <w:color w:val="1A2733"/>
+                <w:sz w:val="18"/>
+                <w:szCs w:val="18"/>
+              </w:rPr>
+              <w:t xml:space="preserve">☐ 1. Units &amp; Labels Verified</w:t>
+            </w:r>
+          </w:p>
+        </w:tc>
+        <w:tc>
+          <w:tcPr>
+            <w:tcW w:type="dxa" w:w="3120"/>
+            <w:tcMar>
+              <w:top w:type="dxa" w:w="80"/>
+              <w:left w:type="dxa" w:w="100"/>
+              <w:bottom w:type="dxa" w:w="80"/>
+              <w:right w:type="dxa" w:w="100"/>
+            </w:tcMar>
+          </w:tcPr>
+          <w:p>
+            <w:pPr>
+              <w:spacing w:after="0"/>
+            </w:pPr>
+            <w:r>
+              <w:rPr>
+                <w:b/>
+                <w:bCs/>
+                <w:color w:val="1A2733"/>
+                <w:sz w:val="18"/>
+                <w:szCs w:val="18"/>
+              </w:rPr>
+              <w:t xml:space="preserve">☐ 2. Reasoning Stated (Because / Although / Therefore)</w:t>
+            </w:r>
+          </w:p>
+        </w:tc>
+        <w:tc>
+          <w:tcPr>
+            <w:tcW w:type="dxa" w:w="3120"/>
+            <w:tcMar>
+              <w:top w:type="dxa" w:w="80"/>
+              <w:left w:type="dxa" w:w="100"/>
+              <w:bottom w:type="dxa" w:w="80"/>
+              <w:right w:type="dxa" w:w="100"/>
+            </w:tcMar>
+          </w:tcPr>
+          <w:p>
+            <w:pPr>
+              <w:spacing w:after="0"/>
+            </w:pPr>
+            <w:r>
+              <w:rPr>
+                <w:b/>
+                <w:bCs/>
+                <w:color w:val="1A2733"/>
+                <w:sz w:val="18"/>
+                <w:szCs w:val="18"/>
+              </w:rPr>
+              <w:t xml:space="preserve">☐ 3. Calculations Double-Checked</w:t>
+            </w:r>
+          </w:p>
+        </w:tc>
+      </w:tr>
+    </w:tbl>
     <w:p>
       <w:pPr>
         <w:pStyle w:val="Heading1"/>
